--- a/conteudo-assistente/Parcelamento de fatura do Cartao.docx
+++ b/conteudo-assistente/Parcelamento de fatura do Cartao.docx
@@ -41,7 +41,7 @@
           <w:pgNumType w:start="1"/>
         </w:sectPr>
       </w:pPr>
-      <w:bookmarkStart w:colFirst="0" w:colLast="0" w:name="_w4k2xodpwq3u" w:id="0"/>
+      <w:bookmarkStart w:colFirst="0" w:colLast="0" w:name="_49cac9ezzgal" w:id="0"/>
       <w:bookmarkEnd w:id="0"/>
       <w:r>
         <w:rPr>
@@ -1084,43 +1084,6 @@
         <w:rPr>
           <w:rtl w:val="0"/>
         </w:rPr>
-      </w:r>
-    </w:p>
-    <w:p>
-      <w:pPr>
-        <w:rPr/>
-      </w:pPr>
-      <w:r>
-        <w:rPr>
-          <w:rtl w:val="0"/>
-        </w:rPr>
-      </w:r>
-    </w:p>
-    <w:p>
-      <w:pPr>
-        <w:rPr>
-          <w:b w:val="1"/>
-          <w:bCs w:val="1"/>
-        </w:rPr>
-      </w:pPr>
-      <w:r>
-        <w:rPr>
-          <w:b w:val="1"/>
-          <w:bCs w:val="1"/>
-          <w:rtl w:val="0"/>
-        </w:rPr>
-        <w:t xml:space="preserve">Os cartões podem ser cancelados entre 96 e 99 dias de atraso:</w:t>
-      </w:r>
-    </w:p>
-    <w:p>
-      <w:pPr>
-        <w:rPr/>
-      </w:pPr>
-      <w:r>
-        <w:rPr>
-          <w:rtl w:val="0"/>
-        </w:rPr>
-        <w:t xml:space="preserve">Existe risco de cancelamento, sem possibilidade de reabilitação, conforme previsto no Contrato de Prestação de Serviços dos Cartões de Crédito da Caixa, disponível no site da CAIXA.</w:t>
       </w:r>
     </w:p>
     <w:p>
